--- a/applications/array-client-success-manager/resume.docx
+++ b/applications/array-client-success-manager/resume.docx
@@ -777,7 +777,7 @@
           <w:i w:val="0"/>
           <w:color w:val="1A1A1A"/>
         </w:rPr>
-        <w:t>Onboarded and launched 25+ clients per month while holding 120% of sales targets and 110% of implementation targets.</w:t>
+        <w:t>Onboarded and launched 25+ clients per month, each a minimum $25K ARR account, while holding 120% of sales targets and 110% of implementation targets.</w:t>
       </w:r>
     </w:p>
     <w:p>
